--- a/explanation.docx
+++ b/explanation.docx
@@ -12,7 +12,7 @@
     </w:p>
     <w:p>
       <w:r>
-        <w:t>A companion guide for Jatin Jain | 28 September 2026</w:t>
+        <w:t>A companion guide | 28 September 2026</w:t>
       </w:r>
     </w:p>
     <w:p>
